--- a/worlds/marva-lydell/world-files/files/DB_Patient_Education_Documentation.docx
+++ b/worlds/marva-lydell/world-files/files/DB_Patient_Education_Documentation.docx
@@ -349,7 +349,7 @@
           <w:szCs w:val="20"/>
           <w:rtl w:val="0"/>
         </w:rPr>
-        <w:t xml:space="preserve">[Verbalized understanding / Return demonstration successful / Needs reinforcement — specify]</w:t>
+        <w:t xml:space="preserve">[Verbalized understanding / Return demonstration successful / Needs reinforcement - specify]</w:t>
       </w:r>
     </w:p>
     <w:p>
